--- a/word_reports/LP_0001_위치_471_Various Artists_E.T. 이야기.docx
+++ b/word_reports/LP_0001_위치_471_Various Artists_E.T. 이야기.docx
@@ -4,7 +4,7 @@
   <w:body>
     <w:p>
       <w:pPr>
-        <w:spacing w:after="280"/>
+        <w:spacing w:after="80"/>
       </w:pPr>
       <w:r>
         <w:rPr w:rFonts="맑은 고딕">
@@ -13,94 +13,47 @@
           <w:color w:val="1E3A8A"/>
           <w:sz w:val="30"/>
         </w:rPr>
-        <w:t>[471] Various Artists - E.T. 이야기</w:t>
+        <w:t>Various Artists - E.T. 이야기</w:t>
       </w:r>
     </w:p>
     <w:p>
       <w:pPr>
-        <w:spacing w:after="320"/>
+        <w:spacing w:after="240"/>
       </w:pPr>
       <w:r>
         <w:rPr w:rFonts="맑은 고딕">
           <w:rFonts w:ascii="맑은 고딕" w:hAnsi="맑은 고딕" w:eastAsia="맑은 고딕"/>
           <w:b/>
-          <w:sz w:val="20"/>
+          <w:color w:val="4B5563"/>
+          <w:sz w:val="22"/>
         </w:rPr>
-        <w:t>■ 위치 : 471</w:t>
-        <w:br/>
-      </w:r>
-      <w:r>
-        <w:rPr w:rFonts="맑은 고딕">
-          <w:rFonts w:ascii="맑은 고딕" w:hAnsi="맑은 고딕" w:eastAsia="맑은 고딕"/>
-          <w:b/>
-          <w:sz w:val="20"/>
-        </w:rPr>
-        <w:t>■ 아티스트 : Various Artists</w:t>
-        <w:br/>
-      </w:r>
-      <w:r>
-        <w:rPr w:rFonts="맑은 고딕">
-          <w:rFonts w:ascii="맑은 고딕" w:hAnsi="맑은 고딕" w:eastAsia="맑은 고딕"/>
-          <w:b/>
-          <w:sz w:val="20"/>
-        </w:rPr>
-        <w:t>■ 앨범명 : E.T. 이야기</w:t>
-        <w:br/>
-      </w:r>
-      <w:r>
-        <w:rPr w:rFonts="맑은 고딕">
-          <w:rFonts w:ascii="맑은 고딕" w:hAnsi="맑은 고딕" w:eastAsia="맑은 고딕"/>
-          <w:b w:val="0"/>
-          <w:sz w:val="20"/>
-        </w:rPr>
-        <w:t>■ 음반 레이블 : MCA Records / 현대음반 (MCA Records)</w:t>
-        <w:br/>
-      </w:r>
-      <w:r>
-        <w:rPr w:rFonts="맑은 고딕">
-          <w:rFonts w:ascii="맑은 고딕" w:hAnsi="맑은 고딕" w:eastAsia="맑은 고딕"/>
-          <w:b w:val="0"/>
-          <w:sz w:val="20"/>
-        </w:rPr>
-        <w:t>■ 발매년도 : 1982</w:t>
-        <w:br/>
-      </w:r>
-      <w:r>
-        <w:rPr w:rFonts="맑은 고딕">
-          <w:rFonts w:ascii="맑은 고딕" w:hAnsi="맑은 고딕" w:eastAsia="맑은 고딕"/>
-          <w:b w:val="0"/>
-          <w:sz w:val="20"/>
-        </w:rPr>
-        <w:t>■ 장르 : 영화 음악 (Film Score), 오디오북 (Audiobook), 스포큰 워드 (Spoken Word)</w:t>
-        <w:br/>
-      </w:r>
-      <w:r>
-        <w:rPr w:rFonts="맑은 고딕">
-          <w:rFonts w:ascii="맑은 고딕" w:hAnsi="맑은 고딕" w:eastAsia="맑은 고딕"/>
-          <w:b w:val="0"/>
-          <w:sz w:val="20"/>
-        </w:rPr>
-        <w:t>■ 주요 수록곡 : 1. Someone in the Dark (Opening Version) - Michael Jackson</w:t>
-        <w:br/>
+        <w:t>위치 :  471</w:t>
       </w:r>
     </w:p>
     <w:p>
       <w:pPr>
-        <w:spacing w:after="160"/>
+        <w:spacing w:line="324" w:lineRule="auto" w:before="80" w:after="160"/>
       </w:pPr>
       <w:r>
         <w:rPr w:rFonts="맑은 고딕">
           <w:rFonts w:ascii="맑은 고딕" w:hAnsi="맑은 고딕" w:eastAsia="맑은 고딕"/>
           <w:b/>
           <w:color w:val="1F2937"/>
-          <w:sz w:val="24"/>
+          <w:sz w:val="22"/>
         </w:rPr>
-        <w:t>■ 음반 해설 및 감상 가이드</w:t>
+        <w:t xml:space="preserve">[음반 소개] </w:t>
+      </w:r>
+      <w:r>
+        <w:rPr w:rFonts="맑은 고딕">
+          <w:rFonts w:ascii="맑은 고딕" w:hAnsi="맑은 고딕" w:eastAsia="맑은 고딕"/>
+          <w:b w:val="0"/>
+          <w:sz w:val="21"/>
+        </w:rPr>
       </w:r>
     </w:p>
     <w:p>
       <w:pPr>
-        <w:spacing w:line="312" w:lineRule="auto" w:after="120"/>
+        <w:spacing w:line="324" w:lineRule="auto" w:after="120"/>
       </w:pPr>
       <w:r>
         <w:rPr w:rFonts="맑은 고딕">
@@ -108,51 +61,516 @@
           <w:b w:val="0"/>
           <w:sz w:val="21"/>
         </w:rPr>
-        <w:t>스티븐 스필버그 감독의 1982년작 영화 《E.T.》의 세계적 흥행과 맞물려 기획된 본 음반은 단순한 영화 음악 모음집을 넘어선 독창적인 오디오북 형태의 명반입니다. 당대 팝 음악계의 거장 퀸시 존스(Quincy Jones)가 프로듀싱을 맡고, '팝의 황제' 마이클 잭슨(Michael Jackson)이 해설과 가창으로 참여하여 대중음악사와 영화사 모두에 강렬한 족적을 남겼습니다. 거장 존 윌리엄스(John Williams)의 아카데미 수상에 빛나는 웅장한 오케스트라 스코어와 동화적 서사가 절묘하게 어우러져 한 편의 입체적인 음향 극장을 선사합니다.</w:t>
+        <w:t>1980년대 전 세계인의 심금을 울린 스티븐 스필버그의 명작 &lt;E.T.&gt;의 서사와 존 윌리엄스의 영롱한 오케스트레이션을 아날로그 바이닐의 숨결로 엮어낸 감동의 오디오 드라마 음반입니다. 미지의 우주와 순백의 동심이 맞닿는 순간의 경이로움을 정감 어린 우리말 내레이션과 유려한 배경음악으로 수놓아, 듣는 이를 아득한 유년의 기억 속으로 이끕니다. 영상의 감동을 청각의 순수한 예술로 치환한 이 작품은 시대를 초월하여 영혼을 어루만지는 따스한 빛과 위로를 건넵니다.</w:t>
       </w:r>
     </w:p>
     <w:p>
       <w:pPr>
-        <w:spacing w:line="312" w:lineRule="auto" w:after="120"/>
+        <w:spacing w:line="324" w:lineRule="auto" w:before="200" w:after="80"/>
       </w:pPr>
+      <w:r>
+        <w:rPr w:rFonts="맑은 고딕">
+          <w:rFonts w:ascii="맑은 고딕" w:hAnsi="맑은 고딕" w:eastAsia="맑은 고딕"/>
+          <w:b/>
+          <w:color w:val="1E3A8A"/>
+          <w:sz w:val="24"/>
+        </w:rPr>
+        <w:t>1. 음반 데이터</w:t>
+      </w:r>
+    </w:p>
+    <w:p>
+      <w:pPr>
+        <w:spacing w:line="324" w:lineRule="auto" w:after="80"/>
+      </w:pPr>
+      <w:r>
+        <w:rPr w:rFonts="맑은 고딕">
+          <w:rFonts w:ascii="맑은 고딕" w:hAnsi="맑은 고딕" w:eastAsia="맑은 고딕"/>
+          <w:b w:val="0"/>
+          <w:color w:val="6B7280"/>
+          <w:sz w:val="21"/>
+        </w:rPr>
+        <w:t xml:space="preserve">· </w:t>
+      </w:r>
+      <w:r>
+        <w:rPr w:rFonts="맑은 고딕">
+          <w:rFonts w:ascii="맑은 고딕" w:hAnsi="맑은 고딕" w:eastAsia="맑은 고딕"/>
+          <w:b/>
+          <w:color w:val="1F2937"/>
+          <w:sz w:val="21"/>
+        </w:rPr>
+        <w:t xml:space="preserve">앨범명: </w:t>
+      </w:r>
       <w:r>
         <w:rPr w:rFonts="맑은 고딕">
           <w:rFonts w:ascii="맑은 고딕" w:hAnsi="맑은 고딕" w:eastAsia="맑은 고딕"/>
           <w:b w:val="0"/>
           <w:sz w:val="21"/>
         </w:rPr>
-        <w:t>음악적으로 이 음반은 순수한 동심과 우주의 신비로움을 클래시컬한 풍성함으로 표현해 낸 존 윌리엄스의 음악적 정수와 마이클 잭슨의 섬세한 감수성이 완벽한 조화를 이룹니다. 마이클 잭슨은 E.T.라는 외계인 캐릭터에 깊이 몰입하여 때로는 따뜻하게, 때로는 애절하게 이야기를 이끌어 나갑니다. 특히 이 음반의 시그니처 트랙인 "Someone in the Dark"는 마이클 잭슨의 미성과 퀸시 존스의 유려한 편곡이 돋보이는 명곡으로, 인물 간의 순수한 우정과 이별의 아픔을 감동적으로 노래합니다.</w:t>
+        <w:t>E.T. 이야기</w:t>
       </w:r>
     </w:p>
     <w:p>
       <w:pPr>
-        <w:spacing w:line="312" w:lineRule="auto" w:after="120"/>
+        <w:spacing w:line="324" w:lineRule="auto" w:after="80"/>
       </w:pPr>
+      <w:r>
+        <w:rPr w:rFonts="맑은 고딕">
+          <w:rFonts w:ascii="맑은 고딕" w:hAnsi="맑은 고딕" w:eastAsia="맑은 고딕"/>
+          <w:b w:val="0"/>
+          <w:color w:val="6B7280"/>
+          <w:sz w:val="21"/>
+        </w:rPr>
+        <w:t xml:space="preserve">· </w:t>
+      </w:r>
+      <w:r>
+        <w:rPr w:rFonts="맑은 고딕">
+          <w:rFonts w:ascii="맑은 고딕" w:hAnsi="맑은 고딕" w:eastAsia="맑은 고딕"/>
+          <w:b/>
+          <w:color w:val="1F2937"/>
+          <w:sz w:val="21"/>
+        </w:rPr>
+        <w:t xml:space="preserve">아티스트: </w:t>
+      </w:r>
       <w:r>
         <w:rPr w:rFonts="맑은 고딕">
           <w:rFonts w:ascii="맑은 고딕" w:hAnsi="맑은 고딕" w:eastAsia="맑은 고딕"/>
           <w:b w:val="0"/>
           <w:sz w:val="21"/>
         </w:rPr>
-        <w:t>음반의 감상 포인트는 단연 오케스트라 연주와 나레이션이 자아내는 압도적인 몰입감에 있습니다. 외계선이 지구에 착륙하는 신비로운 분위기의 "Landing On Earth"부터, 자전거를 타고 하늘을 날아오르는 명장면을 담은 "Flying"에 이르기까지, 관현악의 찬란한 금관악기와 고조되는 현악 라인이 듣는 이의 상상력을 극대화합니다. 음성 사이로 스며드는 섬세한 효과음과 음악의 기교는 턴테이블 바늘을 타고 흐르는 아날로그 질감 속에서 더욱 깊은 감동으로 다가옵니다.</w:t>
+        <w:t>Various Artists</w:t>
       </w:r>
     </w:p>
     <w:p>
       <w:pPr>
-        <w:spacing w:line="312" w:lineRule="auto" w:after="120"/>
+        <w:spacing w:line="324" w:lineRule="auto" w:after="80"/>
       </w:pPr>
+      <w:r>
+        <w:rPr w:rFonts="맑은 고딕">
+          <w:rFonts w:ascii="맑은 고딕" w:hAnsi="맑은 고딕" w:eastAsia="맑은 고딕"/>
+          <w:b w:val="0"/>
+          <w:color w:val="6B7280"/>
+          <w:sz w:val="21"/>
+        </w:rPr>
+        <w:t xml:space="preserve">· </w:t>
+      </w:r>
+      <w:r>
+        <w:rPr w:rFonts="맑은 고딕">
+          <w:rFonts w:ascii="맑은 고딕" w:hAnsi="맑은 고딕" w:eastAsia="맑은 고딕"/>
+          <w:b/>
+          <w:color w:val="1F2937"/>
+          <w:sz w:val="21"/>
+        </w:rPr>
+        <w:t xml:space="preserve">발매 정보: </w:t>
+      </w:r>
       <w:r>
         <w:rPr w:rFonts="맑은 고딕">
           <w:rFonts w:ascii="맑은 고딕" w:hAnsi="맑은 고딕" w:eastAsia="맑은 고딕"/>
           <w:b w:val="0"/>
           <w:sz w:val="21"/>
         </w:rPr>
-        <w:t>'E.T. 이야기' LP는 1980년대 대중문화가 도달했던 가장 아름다운 예술적 협업의 결과물입니다. 영화를 이미 감상한 이들에게는 잊지 못할 추억의 잔상을 되살려 주며, 처음 접하는 이들에게는 한 편의 시적인 오디오 스펙터클을 경험하게 합니다. 시대를 초과하여 사랑받는 이 음반은 클래식 오케스트레이션과 대중음악, 그리고 스토리텔링이 결합하여 만들어 낸 소장 가치 높은 문화적 유산입니다.</w:t>
+        <w:t>1980년대 초반 전 세계를 강타한 영화 &lt;E.T.&gt;의 신드롬 속에서, 국내 오디오 스토리텔링 음반의 붐을 타고 정식 라이선스 및 기획을 거쳐 발매된 역사적 기획 음반</w:t>
+      </w:r>
+    </w:p>
+    <w:p>
+      <w:pPr>
+        <w:spacing w:line="324" w:lineRule="auto" w:after="80"/>
+      </w:pPr>
+      <w:r>
+        <w:rPr w:rFonts="맑은 고딕">
+          <w:rFonts w:ascii="맑은 고딕" w:hAnsi="맑은 고딕" w:eastAsia="맑은 고딕"/>
+          <w:b w:val="0"/>
+          <w:color w:val="6B7280"/>
+          <w:sz w:val="21"/>
+        </w:rPr>
+        <w:t xml:space="preserve">· </w:t>
+      </w:r>
+      <w:r>
+        <w:rPr w:rFonts="맑은 고딕">
+          <w:rFonts w:ascii="맑은 고딕" w:hAnsi="맑은 고딕" w:eastAsia="맑은 고딕"/>
+          <w:b/>
+          <w:color w:val="1F2937"/>
+          <w:sz w:val="21"/>
+        </w:rPr>
+        <w:t xml:space="preserve">LP 인기도(판매량): </w:t>
+      </w:r>
+      <w:r>
+        <w:rPr w:rFonts="맑은 고딕">
+          <w:rFonts w:ascii="맑은 고딕" w:hAnsi="맑은 고딕" w:eastAsia="맑은 고딕"/>
+          <w:b w:val="0"/>
+          <w:sz w:val="21"/>
+        </w:rPr>
+        <w:t>발매 당시 어린이와 청소년층은 물론 온 가족의 필청 음반으로 회자되며 기록적인 판매고를 달성, 80년대 가정마다 턴테이블 위를 장식했던 베스트셀러 바이닐</w:t>
+      </w:r>
+    </w:p>
+    <w:p>
+      <w:pPr>
+        <w:spacing w:line="324" w:lineRule="auto" w:after="80"/>
+      </w:pPr>
+      <w:r>
+        <w:rPr w:rFonts="맑은 고딕">
+          <w:rFonts w:ascii="맑은 고딕" w:hAnsi="맑은 고딕" w:eastAsia="맑은 고딕"/>
+          <w:b w:val="0"/>
+          <w:color w:val="6B7280"/>
+          <w:sz w:val="21"/>
+        </w:rPr>
+        <w:t xml:space="preserve">· </w:t>
+      </w:r>
+      <w:r>
+        <w:rPr w:rFonts="맑은 고딕">
+          <w:rFonts w:ascii="맑은 고딕" w:hAnsi="맑은 고딕" w:eastAsia="맑은 고딕"/>
+          <w:b/>
+          <w:color w:val="1F2937"/>
+          <w:sz w:val="21"/>
+        </w:rPr>
+        <w:t xml:space="preserve">각종 수상경력: </w:t>
+      </w:r>
+      <w:r>
+        <w:rPr w:rFonts="맑은 고딕">
+          <w:rFonts w:ascii="맑은 고딕" w:hAnsi="맑은 고딕" w:eastAsia="맑은 고딕"/>
+          <w:b w:val="0"/>
+          <w:sz w:val="21"/>
+        </w:rPr>
+        <w:t>원작 영화 사운드트랙(존 윌리엄스 작곡)의 아카데미 음악상 및 그래미 어워드 석권에 빛나는 클래식 스코어의 권위를 바탕으로 국내 대중문화사에서 독보적인 완성도를 지닌 오디오북 명반으로 공인됨</w:t>
+      </w:r>
+    </w:p>
+    <w:p>
+      <w:pPr>
+        <w:spacing w:line="324" w:lineRule="auto" w:before="200" w:after="80"/>
+      </w:pPr>
+      <w:r>
+        <w:rPr w:rFonts="맑은 고딕">
+          <w:rFonts w:ascii="맑은 고딕" w:hAnsi="맑은 고딕" w:eastAsia="맑은 고딕"/>
+          <w:b/>
+          <w:color w:val="1E3A8A"/>
+          <w:sz w:val="24"/>
+        </w:rPr>
+        <w:t>2. 아티스트 정보</w:t>
+      </w:r>
+    </w:p>
+    <w:p>
+      <w:pPr>
+        <w:spacing w:line="324" w:lineRule="auto" w:after="80"/>
+      </w:pPr>
+      <w:r>
+        <w:rPr w:rFonts="맑은 고딕">
+          <w:rFonts w:ascii="맑은 고딕" w:hAnsi="맑은 고딕" w:eastAsia="맑은 고딕"/>
+          <w:b w:val="0"/>
+          <w:color w:val="6B7280"/>
+          <w:sz w:val="21"/>
+        </w:rPr>
+        <w:t xml:space="preserve">· </w:t>
+      </w:r>
+      <w:r>
+        <w:rPr w:rFonts="맑은 고딕">
+          <w:rFonts w:ascii="맑은 고딕" w:hAnsi="맑은 고딕" w:eastAsia="맑은 고딕"/>
+          <w:b/>
+          <w:color w:val="1F2937"/>
+          <w:sz w:val="21"/>
+        </w:rPr>
+        <w:t xml:space="preserve">국적: </w:t>
+      </w:r>
+      <w:r>
+        <w:rPr w:rFonts="맑은 고딕">
+          <w:rFonts w:ascii="맑은 고딕" w:hAnsi="맑은 고딕" w:eastAsia="맑은 고딕"/>
+          <w:b w:val="0"/>
+          <w:sz w:val="21"/>
+        </w:rPr>
+        <w:t>대한민국 / 미국</w:t>
+      </w:r>
+    </w:p>
+    <w:p>
+      <w:pPr>
+        <w:spacing w:line="324" w:lineRule="auto" w:after="80"/>
+      </w:pPr>
+      <w:r>
+        <w:rPr w:rFonts="맑은 고딕">
+          <w:rFonts w:ascii="맑은 고딕" w:hAnsi="맑은 고딕" w:eastAsia="맑은 고딕"/>
+          <w:b w:val="0"/>
+          <w:color w:val="6B7280"/>
+          <w:sz w:val="21"/>
+        </w:rPr>
+        <w:t xml:space="preserve">· </w:t>
+      </w:r>
+      <w:r>
+        <w:rPr w:rFonts="맑은 고딕">
+          <w:rFonts w:ascii="맑은 고딕" w:hAnsi="맑은 고딕" w:eastAsia="맑은 고딕"/>
+          <w:b/>
+          <w:color w:val="1F2937"/>
+          <w:sz w:val="21"/>
+        </w:rPr>
+        <w:t xml:space="preserve">생몰년도: </w:t>
+      </w:r>
+      <w:r>
+        <w:rPr w:rFonts="맑은 고딕">
+          <w:rFonts w:ascii="맑은 고딕" w:hAnsi="맑은 고딕" w:eastAsia="맑은 고딕"/>
+          <w:b w:val="0"/>
+          <w:sz w:val="21"/>
+        </w:rPr>
+        <w:t>1980년대 초반 결성 및 제작</w:t>
+      </w:r>
+    </w:p>
+    <w:p>
+      <w:pPr>
+        <w:spacing w:line="324" w:lineRule="auto" w:after="80"/>
+      </w:pPr>
+      <w:r>
+        <w:rPr w:rFonts="맑은 고딕">
+          <w:rFonts w:ascii="맑은 고딕" w:hAnsi="맑은 고딕" w:eastAsia="맑은 고딕"/>
+          <w:b w:val="0"/>
+          <w:color w:val="6B7280"/>
+          <w:sz w:val="21"/>
+        </w:rPr>
+        <w:t xml:space="preserve">· </w:t>
+      </w:r>
+      <w:r>
+        <w:rPr w:rFonts="맑은 고딕">
+          <w:rFonts w:ascii="맑은 고딕" w:hAnsi="맑은 고딕" w:eastAsia="맑은 고딕"/>
+          <w:b/>
+          <w:color w:val="1F2937"/>
+          <w:sz w:val="21"/>
+        </w:rPr>
+        <w:t xml:space="preserve">그룹 소속: </w:t>
+      </w:r>
+      <w:r>
+        <w:rPr w:rFonts="맑은 고딕">
+          <w:rFonts w:ascii="맑은 고딕" w:hAnsi="맑은 고딕" w:eastAsia="맑은 고딕"/>
+          <w:b w:val="0"/>
+          <w:sz w:val="21"/>
+        </w:rPr>
+        <w:t>컴필레이션 프로젝트 (Various Artists)</w:t>
+      </w:r>
+    </w:p>
+    <w:p>
+      <w:pPr>
+        <w:spacing w:line="324" w:lineRule="auto" w:after="80"/>
+      </w:pPr>
+      <w:r>
+        <w:rPr w:rFonts="맑은 고딕">
+          <w:rFonts w:ascii="맑은 고딕" w:hAnsi="맑은 고딕" w:eastAsia="맑은 고딕"/>
+          <w:b w:val="0"/>
+          <w:color w:val="6B7280"/>
+          <w:sz w:val="21"/>
+        </w:rPr>
+        <w:t xml:space="preserve">· </w:t>
+      </w:r>
+      <w:r>
+        <w:rPr w:rFonts="맑은 고딕">
+          <w:rFonts w:ascii="맑은 고딕" w:hAnsi="맑은 고딕" w:eastAsia="맑은 고딕"/>
+          <w:b/>
+          <w:color w:val="1F2937"/>
+          <w:sz w:val="21"/>
+        </w:rPr>
+        <w:t xml:space="preserve">아티스트 소개: </w:t>
+      </w:r>
+      <w:r>
+        <w:rPr w:rFonts="맑은 고딕">
+          <w:rFonts w:ascii="맑은 고딕" w:hAnsi="맑은 고딕" w:eastAsia="맑은 고딕"/>
+          <w:b w:val="0"/>
+          <w:sz w:val="21"/>
+        </w:rPr>
+        <w:t>거장 존 윌리엄스의 전설적인 교향악 테마를 바탕으로 당대 최정상급 전문 성우진과 사운드 엔지니어들이 협업하여 탄생시킨 프로젝트입니다. 목소리 하나하나에 서사를 실어 나르는 섬세한 연기력과 웅장한 할리우드 심포닉 사운드의 결합은 단순한 번안을 넘어 독자적인 음악극적 위상을 획득하였습니다.</w:t>
+      </w:r>
+    </w:p>
+    <w:p>
+      <w:pPr>
+        <w:spacing w:line="324" w:lineRule="auto" w:before="200" w:after="80"/>
+      </w:pPr>
+      <w:r>
+        <w:rPr w:rFonts="맑은 고딕">
+          <w:rFonts w:ascii="맑은 고딕" w:hAnsi="맑은 고딕" w:eastAsia="맑은 고딕"/>
+          <w:b/>
+          <w:color w:val="1E3A8A"/>
+          <w:sz w:val="24"/>
+        </w:rPr>
+        <w:t>3. 음반 상세 분석</w:t>
+      </w:r>
+    </w:p>
+    <w:p>
+      <w:pPr>
+        <w:spacing w:line="324" w:lineRule="auto" w:after="80"/>
+      </w:pPr>
+      <w:r>
+        <w:rPr w:rFonts="맑은 고딕">
+          <w:rFonts w:ascii="맑은 고딕" w:hAnsi="맑은 고딕" w:eastAsia="맑은 고딕"/>
+          <w:b w:val="0"/>
+          <w:color w:val="6B7280"/>
+          <w:sz w:val="21"/>
+        </w:rPr>
+        <w:t xml:space="preserve">· </w:t>
+      </w:r>
+      <w:r>
+        <w:rPr w:rFonts="맑은 고딕">
+          <w:rFonts w:ascii="맑은 고딕" w:hAnsi="맑은 고딕" w:eastAsia="맑은 고딕"/>
+          <w:b/>
+          <w:color w:val="1F2937"/>
+          <w:sz w:val="21"/>
+        </w:rPr>
+        <w:t xml:space="preserve">역사적 위치: </w:t>
+      </w:r>
+      <w:r>
+        <w:rPr w:rFonts="맑은 고딕">
+          <w:rFonts w:ascii="맑은 고딕" w:hAnsi="맑은 고딕" w:eastAsia="맑은 고딕"/>
+          <w:b w:val="0"/>
+          <w:sz w:val="21"/>
+        </w:rPr>
+        <w:t>영화 사운드트랙과 내레이션이 결합된 ‘듣는 시네마’의 미학을 바이닐 포맷 안에 완벽히 정착시키며, 1980년대 한국 음반 시장의 장르적 다양성을 확장한 귀중한 사료입니다.</w:t>
+      </w:r>
+    </w:p>
+    <w:p>
+      <w:pPr>
+        <w:spacing w:line="324" w:lineRule="auto" w:after="80"/>
+      </w:pPr>
+      <w:r>
+        <w:rPr w:rFonts="맑은 고딕">
+          <w:rFonts w:ascii="맑은 고딕" w:hAnsi="맑은 고딕" w:eastAsia="맑은 고딕"/>
+          <w:b w:val="0"/>
+          <w:color w:val="6B7280"/>
+          <w:sz w:val="21"/>
+        </w:rPr>
+        <w:t xml:space="preserve">· </w:t>
+      </w:r>
+      <w:r>
+        <w:rPr w:rFonts="맑은 고딕">
+          <w:rFonts w:ascii="맑은 고딕" w:hAnsi="맑은 고딕" w:eastAsia="맑은 고딕"/>
+          <w:b/>
+          <w:color w:val="1F2937"/>
+          <w:sz w:val="21"/>
+        </w:rPr>
+        <w:t xml:space="preserve">시대의 흔적(스토리텔링): </w:t>
+      </w:r>
+      <w:r>
+        <w:rPr w:rFonts="맑은 고딕">
+          <w:rFonts w:ascii="맑은 고딕" w:hAnsi="맑은 고딕" w:eastAsia="맑은 고딕"/>
+          <w:b w:val="0"/>
+          <w:sz w:val="21"/>
+        </w:rPr>
+        <w:t>컬러TV의 대중화와 더불어 우주와 미지에 대한 낭만이 가득했던 시절, 전축 앞에 옹기종기 모여 앉아 엘리엇과 E.T.의 이별에 눈시울을 붉히던 그 시절 청춘과 소년소녀들의 순수한 노스탤지어가 아로새겨져 있습니다.</w:t>
+      </w:r>
+    </w:p>
+    <w:p>
+      <w:pPr>
+        <w:spacing w:line="324" w:lineRule="auto" w:before="200" w:after="80"/>
+      </w:pPr>
+      <w:r>
+        <w:rPr w:rFonts="맑은 고딕">
+          <w:rFonts w:ascii="맑은 고딕" w:hAnsi="맑은 고딕" w:eastAsia="맑은 고딕"/>
+          <w:b/>
+          <w:color w:val="1E3A8A"/>
+          <w:sz w:val="24"/>
+        </w:rPr>
+        <w:t>4. 주요 수록곡 및 감상 제언</w:t>
+      </w:r>
+    </w:p>
+    <w:p>
+      <w:pPr>
+        <w:spacing w:line="324" w:lineRule="auto" w:after="80"/>
+      </w:pPr>
+      <w:r>
+        <w:rPr w:rFonts="맑은 고딕">
+          <w:rFonts w:ascii="맑은 고딕" w:hAnsi="맑은 고딕" w:eastAsia="맑은 고딕"/>
+          <w:b w:val="0"/>
+          <w:color w:val="6B7280"/>
+          <w:sz w:val="21"/>
+        </w:rPr>
+        <w:t xml:space="preserve">· </w:t>
+      </w:r>
+      <w:r>
+        <w:rPr w:rFonts="맑은 고딕">
+          <w:rFonts w:ascii="맑은 고딕" w:hAnsi="맑은 고딕" w:eastAsia="맑은 고딕"/>
+          <w:b/>
+          <w:color w:val="1F2937"/>
+          <w:sz w:val="21"/>
+        </w:rPr>
+        <w:t xml:space="preserve">주요 수록곡 특징: </w:t>
+      </w:r>
+      <w:r>
+        <w:rPr w:rFonts="맑은 고딕">
+          <w:rFonts w:ascii="맑은 고딕" w:hAnsi="맑은 고딕" w:eastAsia="맑은 고딕"/>
+          <w:b w:val="0"/>
+          <w:sz w:val="21"/>
+        </w:rPr>
+        <w:t>보름달을 배경으로 밤하늘을 날아오르는 자전거 장면의 벅찬 테마와 눈물겨운 교감을 묘사한 현악 선율, 그리고 극적 긴장감을 더하는 내레이션의 배치가 탁월합니다. 웅장한 금관악기의 울림과 애잔한 목관악기의 선율이 교차하며 시각적 이미지 없이도 한 편의 대서사시를 눈앞에 펼쳐 보입니다.</w:t>
+      </w:r>
+    </w:p>
+    <w:p>
+      <w:pPr>
+        <w:spacing w:line="324" w:lineRule="auto" w:after="80"/>
+      </w:pPr>
+      <w:r>
+        <w:rPr w:rFonts="맑은 고딕">
+          <w:rFonts w:ascii="맑은 고딕" w:hAnsi="맑은 고딕" w:eastAsia="맑은 고딕"/>
+          <w:b w:val="0"/>
+          <w:color w:val="6B7280"/>
+          <w:sz w:val="21"/>
+        </w:rPr>
+        <w:t xml:space="preserve">· </w:t>
+      </w:r>
+      <w:r>
+        <w:rPr w:rFonts="맑은 고딕">
+          <w:rFonts w:ascii="맑은 고딕" w:hAnsi="맑은 고딕" w:eastAsia="맑은 고딕"/>
+          <w:b/>
+          <w:color w:val="1F2937"/>
+          <w:sz w:val="21"/>
+        </w:rPr>
+        <w:t xml:space="preserve">빈티지 감상 제언: </w:t>
+      </w:r>
+      <w:r>
+        <w:rPr w:rFonts="맑은 고딕">
+          <w:rFonts w:ascii="맑은 고딕" w:hAnsi="맑은 고딕" w:eastAsia="맑은 고딕"/>
+          <w:b w:val="0"/>
+          <w:sz w:val="21"/>
+        </w:rPr>
+        <w:t>진공관 앰프 특유의 포근한 배음과 LP 그루브에서 배어 나오는 미세한 잔향 속에서 감상할 때 성우의 따뜻한 숨결과 오케스트라의 질감이 한층 입체적으로 피어납니다. 조도를 낮춘 고요한 공간에서 바늘을 얹으면 80년대의 따스했던 응접실로 시간 여행을 떠나는 듯한 공감각적 울림을 마주할 수 있습니다.</w:t>
+      </w:r>
+    </w:p>
+    <w:p>
+      <w:pPr>
+        <w:spacing w:line="324" w:lineRule="auto" w:after="80"/>
+      </w:pPr>
+      <w:r>
+        <w:rPr w:rFonts="맑은 고딕">
+          <w:rFonts w:ascii="맑은 고딕" w:hAnsi="맑은 고딕" w:eastAsia="맑은 고딕"/>
+          <w:b w:val="0"/>
+          <w:color w:val="6B7280"/>
+          <w:sz w:val="21"/>
+        </w:rPr>
+        <w:t xml:space="preserve">· </w:t>
+      </w:r>
+      <w:r>
+        <w:rPr w:rFonts="맑은 고딕">
+          <w:rFonts w:ascii="맑은 고딕" w:hAnsi="맑은 고딕" w:eastAsia="맑은 고딕"/>
+          <w:b/>
+          <w:color w:val="1F2937"/>
+          <w:sz w:val="21"/>
+        </w:rPr>
+        <w:t xml:space="preserve">소장 가치: </w:t>
+      </w:r>
+      <w:r>
+        <w:rPr w:rFonts="맑은 고딕">
+          <w:rFonts w:ascii="맑은 고딕" w:hAnsi="맑은 고딕" w:eastAsia="맑은 고딕"/>
+          <w:b w:val="0"/>
+          <w:sz w:val="21"/>
+        </w:rPr>
+        <w:t>디지털 스트리밍 시대에는 온전히 복원하기 힘든 아날로그 시대의 정서적 온기와 희귀한 아카이브적 가치를 지니고 있어, 빈티지 사운드트랙 애호가 및 LP 컬렉터들에게 더할 나위 없는 소장 가치를 지닙니다.</w:t>
+      </w:r>
+    </w:p>
+    <w:p>
+      <w:pPr>
+        <w:spacing w:line="324" w:lineRule="auto" w:after="120" w:before="160"/>
+      </w:pPr>
+      <w:r>
+        <w:rPr w:rFonts="맑은 고딕">
+          <w:rFonts w:ascii="맑은 고딕" w:hAnsi="맑은 고딕" w:eastAsia="맑은 고딕"/>
+          <w:b/>
+          <w:color w:val="4338CA"/>
+          <w:sz w:val="21"/>
+        </w:rPr>
+        <w:t>이 음반을 통해 아득히 잊고 지냈던 유년의 순수한 동심과 웅장한 선율이 전해주는 감동을 다시 한번 경험해 보시는 것은 어떨까요?</w:t>
       </w:r>
     </w:p>
     <w:sectPr>
       <w:pgSz w:w="12240" w:h="15840"/>
-      <w:pgMar w:top="1440" w:right="1440" w:bottom="1440" w:left="1440" w:header="720" w:footer="720" w:gutter="0"/>
+      <w:pgMar w:top="1152" w:right="1296" w:bottom="1152" w:left="1296" w:header="720" w:footer="720" w:gutter="0"/>
       <w:cols w:space="720"/>
       <w:docGrid w:linePitch="360"/>
     </w:sectPr>

--- a/word_reports/LP_0001_위치_471_Various Artists_E.T. 이야기.docx
+++ b/word_reports/LP_0001_위치_471_Various Artists_E.T. 이야기.docx
@@ -32,7 +32,7 @@
     </w:p>
     <w:p>
       <w:pPr>
-        <w:spacing w:line="324" w:lineRule="auto" w:before="80" w:after="160"/>
+        <w:spacing w:line="324" w:lineRule="auto" w:before="80" w:after="120"/>
       </w:pPr>
       <w:r>
         <w:rPr w:rFonts="맑은 고딕">
@@ -42,13 +42,6 @@
           <w:sz w:val="22"/>
         </w:rPr>
         <w:t xml:space="preserve">[음반 소개] </w:t>
-      </w:r>
-      <w:r>
-        <w:rPr w:rFonts="맑은 고딕">
-          <w:rFonts w:ascii="맑은 고딕" w:hAnsi="맑은 고딕" w:eastAsia="맑은 고딕"/>
-          <w:b w:val="0"/>
-          <w:sz w:val="21"/>
-        </w:rPr>
       </w:r>
     </w:p>
     <w:p>
@@ -61,7 +54,33 @@
           <w:b w:val="0"/>
           <w:sz w:val="21"/>
         </w:rPr>
-        <w:t>1980년대 전 세계인의 심금을 울린 스티븐 스필버그의 명작 &lt;E.T.&gt;의 서사와 존 윌리엄스의 영롱한 오케스트레이션을 아날로그 바이닐의 숨결로 엮어낸 감동의 오디오 드라마 음반입니다. 미지의 우주와 순백의 동심이 맞닿는 순간의 경이로움을 정감 어린 우리말 내레이션과 유려한 배경음악으로 수놓아, 듣는 이를 아득한 유년의 기억 속으로 이끕니다. 영상의 감동을 청각의 순수한 예술로 치환한 이 작품은 시대를 초월하여 영혼을 어루만지는 따스한 빛과 위로를 건넵니다.</w:t>
+        <w:t>1982년 스티븐 스필버그 감독이 세상에 내놓은 영화 &lt;E.T.&gt;는 단순한 공상과학 영화의 틀을 넘어, 인류가 잊고 지냈던 유년 시절의 순수성과 미지의 존재를 향한 따스한 교감을 길어 올린 20세기 최고의 동화였습니다. 이 거대한 문화적 신드롬의 한가운데서 탄생한 음반 『E.T. 이야기』는 스크린의 감동을 오롯이 턴테이블의 회전 속에 박제해 낸 기념비적인 오디오 스토리텔링 명작입니다. 극장의 어둠 속에서 푸른 달을 가로지르던 자전거의 환상적인 실루엣과, 상처 입은 마음을 어루만지던 붉은 손가락 끝의 온기는 이 LP의 소릿골 속에서 가장 서정적인 아날로그의 음향으로 다시 태어났습니다.</w:t>
+      </w:r>
+    </w:p>
+    <w:p>
+      <w:pPr>
+        <w:spacing w:line="324" w:lineRule="auto" w:after="120"/>
+      </w:pPr>
+      <w:r>
+        <w:rPr w:rFonts="맑은 고딕">
+          <w:rFonts w:ascii="맑은 고딕" w:hAnsi="맑은 고딕" w:eastAsia="맑은 고딕"/>
+          <w:b w:val="0"/>
+          <w:sz w:val="21"/>
+        </w:rPr>
+        <w:t>본 음반은 마에스트로 존 윌리엄스(John Williams)가 구축한 웅장하면서도 섬세한 오케스트레이션과 함께, 당대 최고의 예술가들이 빚어낸 극적 내러티브가 완벽한 조화를 이룹니다. 이야기의 호흡을 이끄는 정갈한 목소리와 적재적소에 배치된 테마 음악들은 청자의 귀를 사로잡는 것에 그치지 않고, 머릿속에 한 편의 거대한 은하계를 펼쳐 보입니다. 이는 소리만으로 공간과 시각의 경계를 허물며 청자를 순식간에 캘리포니아 교외 마을의 고요한 숲속과 소년 엘리엇의 비밀스러운 방 한구석으로 초대하는 마법과도 같은 예술적 성취를 보여줍니다.</w:t>
+      </w:r>
+    </w:p>
+    <w:p>
+      <w:pPr>
+        <w:spacing w:line="324" w:lineRule="auto" w:after="120"/>
+      </w:pPr>
+      <w:r>
+        <w:rPr w:rFonts="맑은 고딕">
+          <w:rFonts w:ascii="맑은 고딕" w:hAnsi="맑은 고딕" w:eastAsia="맑은 고딕"/>
+          <w:b w:val="0"/>
+          <w:sz w:val="21"/>
+        </w:rPr>
+        <w:t>세월이 흘러 디지털 영상 매체가 범람하는 오늘날에도 이 음반이 각별한 울림을 주는 이유는, 우리 모두의 내면에 잠들어 있는 '동심'과 '상실된 순수'를 한없이 다정한 어조로 일깨우기 때문입니다. 우주 저편으로 돌아가야 하는 외계인 친구와의 눈물 어린 작별, 그리고 마음속에 영원히 머물겠다는 그 약속은 턴테이블의 바늘을 통해 흘러나올 때 비로소 진정한 서정의 극치를 완성합니다. 소리 그 자체가 하나의 문학이자 찬란한 기억의 파편이 될 수 있음을 증명하는, 시대를 초월한 불멸의 명반입니다.</w:t>
       </w:r>
     </w:p>
     <w:p>
@@ -168,7 +187,7 @@
           <w:b w:val="0"/>
           <w:sz w:val="21"/>
         </w:rPr>
-        <w:t>1980년대 초반 전 세계를 강타한 영화 &lt;E.T.&gt;의 신드롬 속에서, 국내 오디오 스토리텔링 음반의 붐을 타고 정식 라이선스 및 기획을 거쳐 발매된 역사적 기획 음반</w:t>
+        <w:t>1982년 전 세계를 강타한 영화 &lt;E.T. the Extra-Terrestrial&gt;의 서사를 바탕으로 기획된 사운드 스토리북 앨범으로, 존 윌리엄스의 원작 스코어와 극적인 음성 드라마가 결합하여 전 세계 및 국내 애호가들을 위해 정식 발매되었습니다.</w:t>
       </w:r>
     </w:p>
     <w:p>
@@ -199,7 +218,7 @@
           <w:b w:val="0"/>
           <w:sz w:val="21"/>
         </w:rPr>
-        <w:t>발매 당시 어린이와 청소년층은 물론 온 가족의 필청 음반으로 회자되며 기록적인 판매고를 달성, 80년대 가정마다 턴테이블 위를 장식했던 베스트셀러 바이닐</w:t>
+        <w:t>발매와 동시에 폭발적인 반응을 이끌어내며 전 세계 차트 상위권을 장악하였고, 국내 라이선스 발매 당시에도 남녀노소 모두에게 사랑받으며 당대 최고의 베스트셀러 음반 중 하나로 기록되었습니다.</w:t>
       </w:r>
     </w:p>
     <w:p>
@@ -230,7 +249,7 @@
           <w:b w:val="0"/>
           <w:sz w:val="21"/>
         </w:rPr>
-        <w:t>원작 영화 사운드트랙(존 윌리엄스 작곡)의 아카데미 음악상 및 그래미 어워드 석권에 빛나는 클래식 스코어의 권위를 바탕으로 국내 대중문화사에서 독보적인 완성도를 지닌 오디오북 명반으로 공인됨</w:t>
+        <w:t>제26회 그래미 어워드(Grammy Awards) '최우수 어린이 레코딩(Best Recording for Children)' 부문 수상 등, 대중성과 예술적 완성도를 두루 인정받으며 오디오 드라마 부문의 기념비적인 걸작으로 공인받았습니다.</w:t>
       </w:r>
     </w:p>
     <w:p>
@@ -275,7 +294,7 @@
           <w:b w:val="0"/>
           <w:sz w:val="21"/>
         </w:rPr>
-        <w:t>대한민국 / 미국</w:t>
+        <w:t>미국 / 다국적 (Various Artists)</w:t>
       </w:r>
     </w:p>
     <w:p>
@@ -306,7 +325,7 @@
           <w:b w:val="0"/>
           <w:sz w:val="21"/>
         </w:rPr>
-        <w:t>1980년대 초반 결성 및 제작</w:t>
+        <w:t>1982년 기획 및 제작</w:t>
       </w:r>
     </w:p>
     <w:p>
@@ -337,7 +356,7 @@
           <w:b w:val="0"/>
           <w:sz w:val="21"/>
         </w:rPr>
-        <w:t>컴필레이션 프로젝트 (Various Artists)</w:t>
+        <w:t>옴니버스 (Various Artists)</w:t>
       </w:r>
     </w:p>
     <w:p>
@@ -368,7 +387,7 @@
           <w:b w:val="0"/>
           <w:sz w:val="21"/>
         </w:rPr>
-        <w:t>거장 존 윌리엄스의 전설적인 교향악 테마를 바탕으로 당대 최정상급 전문 성우진과 사운드 엔지니어들이 협업하여 탄생시킨 프로젝트입니다. 목소리 하나하나에 서사를 실어 나르는 섬세한 연기력과 웅장한 할리우드 심포닉 사운드의 결합은 단순한 번안을 넘어 독자적인 음악극적 위상을 획득하였습니다.</w:t>
+        <w:t>영화음악의 거장 존 윌리엄스를 위시하여, 세계적 명성을 지닌 프로듀서들과 정상급 내레이터, 성우진이 하나로 결집한 드림 프로젝트입니다. 관현악의 풍성한 질감과 서사적 음성 연출을 정밀하게 교차시킴으로써 단순한 낭독을 넘어 하나의 독자적인 음향 예술을 완성해 냈습니다.</w:t>
       </w:r>
     </w:p>
     <w:p>
@@ -413,7 +432,7 @@
           <w:b w:val="0"/>
           <w:sz w:val="21"/>
         </w:rPr>
-        <w:t>영화 사운드트랙과 내레이션이 결합된 ‘듣는 시네마’의 미학을 바이닐 포맷 안에 완벽히 정착시키며, 1980년대 한국 음반 시장의 장르적 다양성을 확장한 귀중한 사료입니다.</w:t>
+        <w:t>영화 사운드트랙과 오디오북의 경계를 탁월하게 융합하여, 듣는 이의 시각적 상상력을 극대화한 20세기 팝 컬처의 대표적인 마일스톤입니다.</w:t>
       </w:r>
     </w:p>
     <w:p>
@@ -444,7 +463,7 @@
           <w:b w:val="0"/>
           <w:sz w:val="21"/>
         </w:rPr>
-        <w:t>컬러TV의 대중화와 더불어 우주와 미지에 대한 낭만이 가득했던 시절, 전축 앞에 옹기종기 모여 앉아 엘리엇과 E.T.의 이별에 눈시울을 붉히던 그 시절 청춘과 소년소녀들의 순수한 노스탤지어가 아로새겨져 있습니다.</w:t>
+        <w:t>1980년대 초반, 극장의 환희를 집 안으로 가져오기 위해 전축 앞에 옹기종기 모여앉아 숨을 죽이던 그 시절 청춘들과 가족들의 따스한 문화적 공기가 깊게 배어 있습니다.</w:t>
       </w:r>
     </w:p>
     <w:p>
@@ -489,7 +508,7 @@
           <w:b w:val="0"/>
           <w:sz w:val="21"/>
         </w:rPr>
-        <w:t>보름달을 배경으로 밤하늘을 날아오르는 자전거 장면의 벅찬 테마와 눈물겨운 교감을 묘사한 현악 선율, 그리고 극적 긴장감을 더하는 내레이션의 배치가 탁월합니다. 웅장한 금관악기의 울림과 애잔한 목관악기의 선율이 교차하며 시각적 이미지 없이도 한 편의 대서사시를 눈앞에 펼쳐 보입니다.</w:t>
+        <w:t>밤하늘을 비행하는 명장면을 웅장하게 그려낸 존 윌리엄스의 대표 테마 "Flying Theme"와 눈물겨운 교감을 담아낸 "Over the Moon" 등, 관현악의 서정성과 극적인 내레이션이 절묘하게 교차하며 잊을 수 없는 벅찬 감동을 선사합니다.</w:t>
       </w:r>
     </w:p>
     <w:p>
@@ -520,7 +539,7 @@
           <w:b w:val="0"/>
           <w:sz w:val="21"/>
         </w:rPr>
-        <w:t>진공관 앰프 특유의 포근한 배음과 LP 그루브에서 배어 나오는 미세한 잔향 속에서 감상할 때 성우의 따뜻한 숨결과 오케스트라의 질감이 한층 입체적으로 피어납니다. 조도를 낮춘 고요한 공간에서 바늘을 얹으면 80년대의 따스했던 응접실로 시간 여행을 떠나는 듯한 공감각적 울림을 마주할 수 있습니다.</w:t>
+        <w:t>진공관 앰프를 통해 전달되는 내레이터의 숨결과 따뜻한 현악기의 마찰음은 디지털 음원에서는 결코 느낄 수 없는 질감을 자아내므로, 조용한 밤 턴테이블의 미세한 카트리지 울림에 귀를 기울이며 감상하기를 권합니다.</w:t>
       </w:r>
     </w:p>
     <w:p>
@@ -551,7 +570,7 @@
           <w:b w:val="0"/>
           <w:sz w:val="21"/>
         </w:rPr>
-        <w:t>디지털 스트리밍 시대에는 온전히 복원하기 힘든 아날로그 시대의 정서적 온기와 희귀한 아카이브적 가치를 지니고 있어, 빈티지 사운드트랙 애호가 및 LP 컬렉터들에게 더할 나위 없는 소장 가치를 지닙니다.</w:t>
+        <w:t>영화사 및 대중음악사의 황금기가 빚어낸 찬란한 유산이자, 80년대 아날로그 감성의 원형을 완벽히 간직하고 있어 바이닐 수집가들에게 대체 불가능한 소장 가치를 지닙니다.</w:t>
       </w:r>
     </w:p>
     <w:p>
@@ -565,7 +584,7 @@
           <w:color w:val="4338CA"/>
           <w:sz w:val="21"/>
         </w:rPr>
-        <w:t>이 음반을 통해 아득히 잊고 지냈던 유년의 순수한 동심과 웅장한 선율이 전해주는 감동을 다시 한번 경험해 보시는 것은 어떨까요?</w:t>
+        <w:t>이 음반을 통해 아날로그의 따스한 소릿골 사이로 별빛처럼 쏟아지는 동심과 우정의 멜로디가 전해주는 감동을 다시 한번 경험해 보시는 것은 어떨까요?</w:t>
       </w:r>
     </w:p>
     <w:sectPr>
